--- a/tfl/tables/T-EFF-03.docx
+++ b/tfl/tables/T-EFF-03.docx
@@ -1896,7 +1896,7 @@
           <w:szCs w:val="14"/>
           <w:color w:val="C0392B"/>
         </w:rPr>
-        <w:t xml:space="preserve">DRAFT — produced 2026-07-19 — synthetic data, NOT for regulatory submission</w:t>
+        <w:t xml:space="preserve">DRAFT — produced 2026-09-20 — synthetic data, NOT for regulatory submission</w:t>
       </w:r>
     </w:p>
     <w:sectPr>

--- a/tfl/tables/T-EFF-03.docx
+++ b/tfl/tables/T-EFF-03.docx
@@ -288,7 +288,7 @@
                 <w:szCs w:val="18"/>
                 <w:color w:val="FFFFFF"/>
               </w:rPr>
-              <w:t xml:space="preserve">(N=225)</w:t>
+              <w:t xml:space="preserve">(N=300)</w:t>
             </w:r>
           </w:p>
         </w:tc>
@@ -369,7 +369,7 @@
                 <w:szCs w:val="18"/>
                 <w:color w:val="FFFFFF"/>
               </w:rPr>
-              <w:t xml:space="preserve">(N=225)</w:t>
+              <w:t xml:space="preserve">(N=150)</w:t>
             </w:r>
           </w:p>
         </w:tc>
@@ -484,7 +484,7 @@
                 <w:szCs w:val="18"/>
                 <w:color w:val="000000"/>
               </w:rPr>
-              <w:t xml:space="preserve">225</w:t>
+              <w:t xml:space="preserve">300</w:t>
             </w:r>
           </w:p>
         </w:tc>
@@ -539,7 +539,7 @@
                 <w:szCs w:val="18"/>
                 <w:color w:val="000000"/>
               </w:rPr>
-              <w:t xml:space="preserve">224</w:t>
+              <w:t xml:space="preserve">150</w:t>
             </w:r>
           </w:p>
         </w:tc>
@@ -654,7 +654,7 @@
                 <w:szCs w:val="18"/>
                 <w:color w:val="000000"/>
               </w:rPr>
-              <w:t xml:space="preserve">172 (76.4)</w:t>
+              <w:t xml:space="preserve">227 (75.7)</w:t>
             </w:r>
           </w:p>
         </w:tc>
@@ -709,7 +709,7 @@
                 <w:szCs w:val="18"/>
                 <w:color w:val="000000"/>
               </w:rPr>
-              <w:t xml:space="preserve">200 (89.3)</w:t>
+              <w:t xml:space="preserve">133 (88.7)</w:t>
             </w:r>
           </w:p>
         </w:tc>
@@ -824,7 +824,7 @@
                 <w:szCs w:val="18"/>
                 <w:color w:val="000000"/>
               </w:rPr>
-              <w:t xml:space="preserve">83 (36.9)</w:t>
+              <w:t xml:space="preserve">103 (34.3)</w:t>
             </w:r>
           </w:p>
         </w:tc>
@@ -879,7 +879,7 @@
                 <w:szCs w:val="18"/>
                 <w:color w:val="000000"/>
               </w:rPr>
-              <w:t xml:space="preserve">102 (45.5)</w:t>
+              <w:t xml:space="preserve">77 (51.3)</w:t>
             </w:r>
           </w:p>
         </w:tc>
@@ -994,7 +994,7 @@
                 <w:szCs w:val="18"/>
                 <w:color w:val="000000"/>
               </w:rPr>
-              <w:t xml:space="preserve">89 (39.6)</w:t>
+              <w:t xml:space="preserve">124 (41.3)</w:t>
             </w:r>
           </w:p>
         </w:tc>
@@ -1049,7 +1049,7 @@
                 <w:szCs w:val="18"/>
                 <w:color w:val="000000"/>
               </w:rPr>
-              <w:t xml:space="preserve">99 (44.2)</w:t>
+              <w:t xml:space="preserve">56 (37.3)</w:t>
             </w:r>
           </w:p>
         </w:tc>
@@ -1164,7 +1164,7 @@
                 <w:szCs w:val="18"/>
                 <w:color w:val="000000"/>
               </w:rPr>
-              <w:t xml:space="preserve">53 (23.6)</w:t>
+              <w:t xml:space="preserve">73 (24.3)</w:t>
             </w:r>
           </w:p>
         </w:tc>
@@ -1219,7 +1219,7 @@
                 <w:szCs w:val="18"/>
                 <w:color w:val="000000"/>
               </w:rPr>
-              <w:t xml:space="preserve">24 (10.7)</w:t>
+              <w:t xml:space="preserve">17 (11.3)</w:t>
             </w:r>
           </w:p>
         </w:tc>
@@ -1334,7 +1334,7 @@
                 <w:szCs w:val="18"/>
                 <w:color w:val="000000"/>
               </w:rPr>
-              <w:t xml:space="preserve">11.0 (9.6, 13.9)</w:t>
+              <w:t xml:space="preserve">10.5 (8.6, 12.4)</w:t>
             </w:r>
           </w:p>
         </w:tc>
@@ -1389,7 +1389,7 @@
                 <w:szCs w:val="18"/>
                 <w:color w:val="000000"/>
               </w:rPr>
-              <w:t xml:space="preserve">6.9 (5.6, 8.2)</w:t>
+              <w:t xml:space="preserve">7.0 (5.6, 8.4)</w:t>
             </w:r>
           </w:p>
         </w:tc>
@@ -1504,7 +1504,7 @@
                 <w:szCs w:val="18"/>
                 <w:color w:val="000000"/>
               </w:rPr>
-              <w:t xml:space="preserve">0.506 (0.408, 0.629)</w:t>
+              <w:t xml:space="preserve">0.623 (0.501, 0.775)</w:t>
             </w:r>
           </w:p>
         </w:tc>
